--- a/docs/пример ОФОРМЛЕНИЯ отчёта по практике.docx
+++ b/docs/пример ОФОРМЛЕНИЯ отчёта по практике.docx
@@ -330,27 +330,59 @@
         <w:spacing w:before="1"/>
         <w:ind w:left="425" w:right="8" w:firstLine="0"/>
         <w:jc w:val="center"/>
-      </w:pPr>
-      <w:r>
+        <w:rPr>
+          <w:b w:val="0"/>
+          <w:bCs w:val="0"/>
+        </w:rPr>
+      </w:pPr>
+      <w:r>
+        <w:rPr>
+          <w:b w:val="0"/>
+          <w:bCs w:val="0"/>
+        </w:rPr>
         <w:t xml:space="preserve">Разработка </w:t>
       </w:r>
-      <w:proofErr w:type="gramStart"/>
-      <w:r>
-        <w:t>интернет магазина</w:t>
-      </w:r>
-      <w:proofErr w:type="gramEnd"/>
-      <w:r>
+      <w:r>
+        <w:rPr>
+          <w:b w:val="0"/>
+          <w:bCs w:val="0"/>
+        </w:rPr>
+        <w:t>интернет-магазина</w:t>
+      </w:r>
+      <w:r>
+        <w:rPr>
+          <w:b w:val="0"/>
+          <w:bCs w:val="0"/>
+        </w:rPr>
         <w:t xml:space="preserve"> по </w:t>
       </w:r>
-      <w:proofErr w:type="gramStart"/>
-      <w:r>
-        <w:t xml:space="preserve">продаже </w:t>
-      </w:r>
-      <w:r>
-        <w:t xml:space="preserve"> университетской</w:t>
-      </w:r>
-      <w:proofErr w:type="gramEnd"/>
-      <w:r>
+      <w:r>
+        <w:rPr>
+          <w:b w:val="0"/>
+          <w:bCs w:val="0"/>
+        </w:rPr>
+        <w:t>продаже университетской</w:t>
+      </w:r>
+      <w:r>
+        <w:rPr>
+          <w:b w:val="0"/>
+          <w:bCs w:val="0"/>
+        </w:rPr>
+        <w:t xml:space="preserve"> и </w:t>
+      </w:r>
+      <w:r>
+        <w:rPr>
+          <w:b w:val="0"/>
+          <w:bCs w:val="0"/>
+          <w:lang w:val="en-US"/>
+        </w:rPr>
+        <w:t>IT</w:t>
+      </w:r>
+      <w:r>
+        <w:rPr>
+          <w:b w:val="0"/>
+          <w:bCs w:val="0"/>
+        </w:rPr>
         <w:t xml:space="preserve"> атрибутики</w:t>
       </w:r>
     </w:p>
@@ -545,17 +577,24 @@
         <w:t>практики</w:t>
       </w:r>
       <w:r>
+        <w:t xml:space="preserve">           </w:t>
+      </w:r>
+      <w:r>
+        <w:rPr>
+          <w:u w:val="single"/>
+        </w:rPr>
+        <w:t>Мелехин Артём Владимирович</w:t>
+      </w:r>
+      <w:r>
+        <w:t>.</w:t>
+      </w:r>
+      <w:r>
         <w:tab/>
       </w:r>
-      <w:proofErr w:type="spellStart"/>
-      <w:r>
-        <w:t>Малехин</w:t>
-      </w:r>
-      <w:proofErr w:type="spellEnd"/>
-      <w:r>
-        <w:t xml:space="preserve"> А.В.</w:t>
-      </w:r>
-      <w:r>
+      <w:r>
+        <w:rPr>
+          <w:u w:val="single"/>
+        </w:rPr>
         <w:tab/>
       </w:r>
       <w:r>
@@ -572,12 +611,40 @@
         </w:tabs>
         <w:spacing w:line="152" w:lineRule="exact"/>
         <w:ind w:right="279"/>
-        <w:jc w:val="right"/>
+        <w:jc w:val="center"/>
         <w:rPr>
           <w:b/>
           <w:sz w:val="14"/>
         </w:rPr>
       </w:pPr>
+      <w:r>
+        <w:rPr>
+          <w:b/>
+          <w:sz w:val="14"/>
+        </w:rPr>
+        <w:tab/>
+      </w:r>
+      <w:r>
+        <w:rPr>
+          <w:b/>
+          <w:sz w:val="14"/>
+        </w:rPr>
+        <w:tab/>
+      </w:r>
+      <w:r>
+        <w:rPr>
+          <w:b/>
+          <w:sz w:val="14"/>
+        </w:rPr>
+        <w:tab/>
+      </w:r>
+      <w:r>
+        <w:rPr>
+          <w:b/>
+          <w:sz w:val="14"/>
+        </w:rPr>
+        <w:tab/>
+      </w:r>
       <w:r>
         <w:rPr>
           <w:b/>
@@ -607,6 +674,35 @@
           <w:sz w:val="14"/>
         </w:rPr>
         <w:tab/>
+      </w:r>
+      <w:r>
+        <w:rPr>
+          <w:b/>
+          <w:sz w:val="14"/>
+        </w:rPr>
+        <w:tab/>
+      </w:r>
+      <w:r>
+        <w:rPr>
+          <w:b/>
+          <w:sz w:val="14"/>
+        </w:rPr>
+        <w:tab/>
+      </w:r>
+      <w:r>
+        <w:rPr>
+          <w:b/>
+          <w:sz w:val="14"/>
+        </w:rPr>
+        <w:tab/>
+      </w:r>
+      <w:r>
+        <w:rPr>
+          <w:b/>
+          <w:sz w:val="14"/>
+        </w:rPr>
+        <w:tab/>
+        <w:t xml:space="preserve">    </w:t>
       </w:r>
       <w:r>
         <w:rPr>
@@ -640,7 +736,39 @@
           <w:spacing w:val="-5"/>
           <w:u w:val="single"/>
         </w:rPr>
-        <w:t xml:space="preserve">Мирошниченко Егор Юрьевич </w:t>
+        <w:t>Мирошниченко Егор Юрьевич</w:t>
+      </w:r>
+      <w:r>
+        <w:rPr>
+          <w:spacing w:val="-5"/>
+        </w:rPr>
+        <w:tab/>
+      </w:r>
+      <w:r>
+        <w:rPr>
+          <w:spacing w:val="-5"/>
+        </w:rPr>
+        <w:tab/>
+      </w:r>
+      <w:r>
+        <w:rPr>
+          <w:spacing w:val="-5"/>
+        </w:rPr>
+        <w:tab/>
+      </w:r>
+      <w:r>
+        <w:rPr>
+          <w:spacing w:val="-5"/>
+          <w:u w:val="single"/>
+        </w:rPr>
+        <w:tab/>
+      </w:r>
+      <w:r>
+        <w:rPr>
+          <w:spacing w:val="-5"/>
+          <w:u w:val="single"/>
+        </w:rPr>
+        <w:tab/>
       </w:r>
     </w:p>
     <w:p>
@@ -709,6 +837,13 @@
       <w:r>
         <w:rPr>
           <w:b/>
+          <w:sz w:val="14"/>
+        </w:rPr>
+        <w:t xml:space="preserve">            </w:t>
+      </w:r>
+      <w:r>
+        <w:rPr>
+          <w:b/>
           <w:spacing w:val="-2"/>
           <w:sz w:val="14"/>
         </w:rPr>
@@ -842,6 +977,16 @@
         <w:ind w:left="425" w:right="9"/>
         <w:jc w:val="center"/>
       </w:pPr>
+    </w:p>
+    <w:p>
+      <w:pPr>
+        <w:pStyle w:val="a3"/>
+        <w:ind w:left="425" w:right="9"/>
+        <w:jc w:val="center"/>
+        <w:rPr>
+          <w:spacing w:val="-4"/>
+        </w:rPr>
+      </w:pPr>
       <w:r>
         <w:t>Екатеринбург</w:t>
       </w:r>
@@ -857,6 +1002,23 @@
         </w:rPr>
         <w:t>2026</w:t>
       </w:r>
+    </w:p>
+    <w:p>
+      <w:pPr>
+        <w:pStyle w:val="a3"/>
+        <w:ind w:left="425" w:right="9"/>
+        <w:jc w:val="center"/>
+        <w:rPr>
+          <w:spacing w:val="-4"/>
+        </w:rPr>
+      </w:pPr>
+    </w:p>
+    <w:p>
+      <w:pPr>
+        <w:pStyle w:val="a3"/>
+        <w:ind w:left="425" w:right="9"/>
+        <w:jc w:val="center"/>
+      </w:pPr>
     </w:p>
     <w:p>
       <w:pPr>
